--- a/skills/office/assets/templates/mou.docx
+++ b/skills/office/assets/templates/mou.docx
@@ -725,7 +725,7 @@
       <w:jc w:val="both"/>
     </w:pPr>
     <w:rPr>
-      <w:rFonts w:ascii="맑은 고딕" w:hAnsi="맑은 고딕" w:eastAsia="맑은 고딕"/>
+      <w:rFonts w:ascii="Pretendard" w:hAnsi="Pretendard" w:eastAsia="Pretendard"/>
       <w:color w:val="1C2430"/>
       <w:sz w:val="21"/>
     </w:rPr>

--- a/skills/office/assets/templates/mou.docx
+++ b/skills/office/assets/templates/mou.docx
@@ -61,18 +61,14 @@
       </w:r>
     </w:p>
     <w:p>
+      <w:pPr>
+        <w:pStyle w:val="ListNumber"/>
+        <w:numPr>
+          <w:numId w:val="10"/>
+        </w:numPr>
+      </w:pPr>
       <w:r>
-        <w:t>{%p for item in cooperationItems %}</w:t>
-      </w:r>
-    </w:p>
-    <w:p>
-      <w:r>
-        <w:t>{{ loop.index }}. {{ item }}</w:t>
-      </w:r>
-    </w:p>
-    <w:p>
-      <w:r>
-        <w:t>{%p endfor %}</w:t>
+        <w:t>{{ cooperationItems }}</w:t>
       </w:r>
     </w:p>
     <w:p>
@@ -81,18 +77,14 @@
       </w:r>
     </w:p>
     <w:p>
+      <w:pPr>
+        <w:pStyle w:val="ListNumber"/>
+        <w:numPr>
+          <w:numId w:val="11"/>
+        </w:numPr>
+      </w:pPr>
       <w:r>
-        <w:t>{%p for role in orgARoles %}</w:t>
-      </w:r>
-    </w:p>
-    <w:p>
-      <w:r>
-        <w:t>{{ loop.index }}. {{ role }}</w:t>
-      </w:r>
-    </w:p>
-    <w:p>
-      <w:r>
-        <w:t>{%p endfor %}</w:t>
+        <w:t>{{ orgARoles }}</w:t>
       </w:r>
     </w:p>
     <w:p>
@@ -101,18 +93,14 @@
       </w:r>
     </w:p>
     <w:p>
+      <w:pPr>
+        <w:pStyle w:val="ListNumber"/>
+        <w:numPr>
+          <w:numId w:val="12"/>
+        </w:numPr>
+      </w:pPr>
       <w:r>
-        <w:t>{%p for role in orgBRoles %}</w:t>
-      </w:r>
-    </w:p>
-    <w:p>
-      <w:r>
-        <w:t>{{ loop.index }}. {{ role }}</w:t>
-      </w:r>
-    </w:p>
-    <w:p>
-      <w:r>
-        <w:t>{%p endfor %}</w:t>
+        <w:t>{{ orgBRoles }}</w:t>
       </w:r>
     </w:p>
     <w:p>
@@ -556,6 +544,24 @@
   </w:num>
   <w:num w:numId="9">
     <w:abstractNumId w:val="0"/>
+  </w:num>
+  <w:num w:numId="10">
+    <w:abstractNumId w:val="7"/>
+    <w:lvlOverride w:ilvl="0">
+      <w:startOverride w:val="1"/>
+    </w:lvlOverride>
+  </w:num>
+  <w:num w:numId="11">
+    <w:abstractNumId w:val="7"/>
+    <w:lvlOverride w:ilvl="0">
+      <w:startOverride w:val="1"/>
+    </w:lvlOverride>
+  </w:num>
+  <w:num w:numId="12">
+    <w:abstractNumId w:val="7"/>
+    <w:lvlOverride w:ilvl="0">
+      <w:startOverride w:val="1"/>
+    </w:lvlOverride>
   </w:num>
 </w:numbering>
 </file>
